--- a/Util/Certificado_1.docx
+++ b/Util/Certificado_1.docx
@@ -1,6 +1,6 @@
 
 <file path=word/document.xml><?xml version="1.0" encoding="utf-8"?>
-<w:document xmlns:a="http://schemas.openxmlformats.org/drawingml/2006/main" xmlns:pic="http://schemas.openxmlformats.org/drawingml/2006/picture" xmlns:a14="http://schemas.microsoft.com/office/drawing/2010/main" xmlns:w16du="http://schemas.microsoft.com/office/word/2023/wordml/word16du" xmlns:wpc="http://schemas.microsoft.com/office/word/2010/wordprocessingCanvas" xmlns:cx="http://schemas.microsoft.com/office/drawing/2014/chartex" xmlns:cx1="http://schemas.microsoft.com/office/drawing/2015/9/8/chartex" xmlns:cx2="http://schemas.microsoft.com/office/drawing/2015/10/21/chartex" xmlns:cx3="http://schemas.microsoft.com/office/drawing/2016/5/9/chartex" xmlns:cx4="http://schemas.microsoft.com/office/drawing/2016/5/10/chartex" xmlns:cx5="http://schemas.microsoft.com/office/drawing/2016/5/11/chartex" xmlns:cx6="http://schemas.microsoft.com/office/drawing/2016/5/12/chartex" xmlns:cx7="http://schemas.microsoft.com/office/drawing/2016/5/13/chartex" xmlns:cx8="http://schemas.microsoft.com/office/drawing/2016/5/14/chartex" xmlns:mc="http://schemas.openxmlformats.org/markup-compatibility/2006" xmlns:aink="http://schemas.microsoft.com/office/drawing/2016/ink" xmlns:am3d="http://schemas.microsoft.com/office/drawing/2017/model3d" xmlns:o="urn:schemas-microsoft-com:office:office" xmlns:oel="http://schemas.microsoft.com/office/2019/extlst" xmlns:r="http://schemas.openxmlformats.org/officeDocument/2006/relationships" xmlns:m="http://schemas.openxmlformats.org/officeDocument/2006/math" xmlns:v="urn:schemas-microsoft-com:vml" xmlns:wp14="http://schemas.microsoft.com/office/word/2010/wordprocessingDrawing" xmlns:wp="http://schemas.openxmlformats.org/drawingml/2006/wordprocessingDrawing" xmlns:w10="urn:schemas-microsoft-com:office:word" xmlns:w="http://schemas.openxmlformats.org/wordprocessingml/2006/main" xmlns:w14="http://schemas.microsoft.com/office/word/2010/wordml" xmlns:w15="http://schemas.microsoft.com/office/word/2012/wordml" xmlns:w16cex="http://schemas.microsoft.com/office/word/2018/wordml/cex" xmlns:w16cid="http://schemas.microsoft.com/office/word/2016/wordml/cid" xmlns:w16="http://schemas.microsoft.com/office/word/2018/wordml" xmlns:w16sdtdh="http://schemas.microsoft.com/office/word/2020/wordml/sdtdatahash" xmlns:w16se="http://schemas.microsoft.com/office/word/2015/wordml/symex" xmlns:wpg="http://schemas.microsoft.com/office/word/2010/wordprocessingGroup" xmlns:wpi="http://schemas.microsoft.com/office/word/2010/wordprocessingInk" xmlns:wne="http://schemas.microsoft.com/office/word/2006/wordml" xmlns:wps="http://schemas.microsoft.com/office/word/2010/wordprocessingShape" mc:Ignorable="w14 w15 w16se w16cid w16 w16cex w16sdtdh wp14">
+<w:document xmlns:a="http://schemas.openxmlformats.org/drawingml/2006/main" xmlns:pic="http://schemas.openxmlformats.org/drawingml/2006/picture" xmlns:a14="http://schemas.microsoft.com/office/drawing/2010/main" xmlns:wpc="http://schemas.microsoft.com/office/word/2010/wordprocessingCanvas" xmlns:cx="http://schemas.microsoft.com/office/drawing/2014/chartex" xmlns:cx1="http://schemas.microsoft.com/office/drawing/2015/9/8/chartex" xmlns:cx2="http://schemas.microsoft.com/office/drawing/2015/10/21/chartex" xmlns:cx3="http://schemas.microsoft.com/office/drawing/2016/5/9/chartex" xmlns:cx4="http://schemas.microsoft.com/office/drawing/2016/5/10/chartex" xmlns:cx5="http://schemas.microsoft.com/office/drawing/2016/5/11/chartex" xmlns:cx6="http://schemas.microsoft.com/office/drawing/2016/5/12/chartex" xmlns:cx7="http://schemas.microsoft.com/office/drawing/2016/5/13/chartex" xmlns:cx8="http://schemas.microsoft.com/office/drawing/2016/5/14/chartex" xmlns:mc="http://schemas.openxmlformats.org/markup-compatibility/2006" xmlns:aink="http://schemas.microsoft.com/office/drawing/2016/ink" xmlns:am3d="http://schemas.microsoft.com/office/drawing/2017/model3d" xmlns:o="urn:schemas-microsoft-com:office:office" xmlns:oel="http://schemas.microsoft.com/office/2019/extlst" xmlns:r="http://schemas.openxmlformats.org/officeDocument/2006/relationships" xmlns:m="http://schemas.openxmlformats.org/officeDocument/2006/math" xmlns:v="urn:schemas-microsoft-com:vml" xmlns:wp14="http://schemas.microsoft.com/office/word/2010/wordprocessingDrawing" xmlns:wp="http://schemas.openxmlformats.org/drawingml/2006/wordprocessingDrawing" xmlns:w10="urn:schemas-microsoft-com:office:word" xmlns:w="http://schemas.openxmlformats.org/wordprocessingml/2006/main" xmlns:w14="http://schemas.microsoft.com/office/word/2010/wordml" xmlns:w15="http://schemas.microsoft.com/office/word/2012/wordml" xmlns:w16cex="http://schemas.microsoft.com/office/word/2018/wordml/cex" xmlns:w16cid="http://schemas.microsoft.com/office/word/2016/wordml/cid" xmlns:w16="http://schemas.microsoft.com/office/word/2018/wordml" xmlns:w16sdtdh="http://schemas.microsoft.com/office/word/2020/wordml/sdtdatahash" xmlns:w16se="http://schemas.microsoft.com/office/word/2015/wordml/symex" xmlns:wpg="http://schemas.microsoft.com/office/word/2010/wordprocessingGroup" xmlns:wpi="http://schemas.microsoft.com/office/word/2010/wordprocessingInk" xmlns:wne="http://schemas.microsoft.com/office/word/2006/wordml" xmlns:wps="http://schemas.microsoft.com/office/word/2010/wordprocessingShape" mc:Ignorable="w14 w15 w16se w16cid w16 w16cex w16sdtdh wp14">
   <w:body>
     <w:p>
       <w:pPr>
@@ -56,7 +56,7 @@
           <w:sz w:val="28"/>
           <w:szCs w:val="28"/>
         </w:rPr>
-        <w:t>20/12/2024</w:t>
+        <w:t>26/12/2024</w:t>
       </w:r>
       <w:proofErr w:type="spellEnd"/>
     </w:p>
@@ -229,10 +229,10 @@
             <w:r>
               <w:t>Nit</w:t>
             </w:r>
+            <w:r>
+              <w:t>t</w:t>
+            </w:r>
             <w:proofErr w:type="spellEnd"/>
-            <w:r>
-              <w:t>_</w:t>
-            </w:r>
           </w:p>
         </w:tc>
       </w:tr>
@@ -315,8 +315,9 @@
                 <w:szCs w:val="24"/>
                 <w:lang w:val="es-ES"/>
               </w:rPr>
-              <w:t xml:space="preserve">              </w:t>
-            </w:r>
+              <w:t xml:space="preserve">            </w:t>
+            </w:r>
+            <w:proofErr w:type="spellStart"/>
             <w:r>
               <w:rPr>
                 <w:rFonts w:ascii="Arial" w:hAnsi="Arial" w:cs="Arial"/>
@@ -324,68 +325,9 @@
                 <w:szCs w:val="24"/>
                 <w:lang w:val="es-ES"/>
               </w:rPr>
-              <w:t xml:space="preserve">   </w:t>
-            </w:r>
-            <w:r>
-              <w:rPr>
-                <w:rFonts w:ascii="Arial" w:hAnsi="Arial" w:cs="Arial"/>
-                <w:sz w:val="24"/>
-                <w:szCs w:val="24"/>
-                <w:lang w:val="es-ES"/>
-              </w:rPr>
-              <w:t xml:space="preserve"> </w:t>
-            </w:r>
-            <w:r>
-              <w:rPr>
-                <w:rFonts w:ascii="Arial" w:hAnsi="Arial" w:cs="Arial"/>
-                <w:sz w:val="24"/>
-                <w:szCs w:val="24"/>
-                <w:lang w:val="es-ES"/>
-              </w:rPr>
-              <w:t xml:space="preserve">  </w:t>
-            </w:r>
-            <w:r>
-              <w:rPr>
-                <w:rFonts w:ascii="Arial" w:hAnsi="Arial" w:cs="Arial"/>
-                <w:sz w:val="24"/>
-                <w:szCs w:val="24"/>
-                <w:lang w:val="es-ES"/>
-              </w:rPr>
-              <w:t xml:space="preserve">    </w:t>
-            </w:r>
-            <w:r>
-              <w:rPr>
-                <w:rFonts w:ascii="Arial" w:hAnsi="Arial" w:cs="Arial"/>
-                <w:sz w:val="24"/>
-                <w:szCs w:val="24"/>
-                <w:lang w:val="es-ES"/>
-              </w:rPr>
-              <w:t xml:space="preserve">  </w:t>
-            </w:r>
-            <w:r>
-              <w:t xml:space="preserve"> </w:t>
-            </w:r>
-            <w:r>
-              <w:t xml:space="preserve"> </w:t>
-            </w:r>
-            <w:r>
-              <w:t xml:space="preserve"> </w:t>
-            </w:r>
-            <w:r>
-              <w:t xml:space="preserve"> </w:t>
-            </w:r>
-            <w:r>
-              <w:t xml:space="preserve"> </w:t>
-            </w:r>
-            <w:r>
-              <w:t xml:space="preserve"> </w:t>
-            </w:r>
-            <w:r>
-              <w:t xml:space="preserve">  </w:t>
-            </w:r>
-            <w:r>
               <w:t>No disponible</w:t>
             </w:r>
+            <w:proofErr w:type="spellEnd"/>
           </w:p>
         </w:tc>
         <w:tc>
@@ -586,7 +528,7 @@
                 <w:sz w:val="24"/>
                 <w:szCs w:val="24"/>
               </w:rPr>
-              <w:t>111</w:t>
+              <w:t>110</w:t>
             </w:r>
             <w:proofErr w:type="spellEnd"/>
           </w:p>
@@ -891,7 +833,7 @@
           <w:sz w:val="24"/>
           <w:szCs w:val="24"/>
         </w:rPr>
-        <w:t>20/12/2024_Cliente</w:t>
+        <w:t>26/12/2024_Cliente</w:t>
       </w:r>
       <w:proofErr w:type="spellEnd"/>
       <w:r>
@@ -1157,7 +1099,7 @@
               </wp:anchor>
             </w:drawing>
           </mc:Choice>
-          <mc:Fallback xmlns:w16du="http://schemas.microsoft.com/office/word/2023/wordml/word16du">
+          <mc:Fallback>
             <w:pict>
               <v:rect id="Rectángulo 1" style="position:absolute;margin-left:76.95pt;margin-top:65.4pt;width:286.5pt;height:49.5pt;z-index:251659264;visibility:visible;mso-wrap-style:square;mso-width-percent:0;mso-height-percent:0;mso-wrap-distance-left:9pt;mso-wrap-distance-top:0;mso-wrap-distance-right:9pt;mso-wrap-distance-bottom:0;mso-position-horizontal:absolute;mso-position-horizontal-relative:margin;mso-position-vertical:absolute;mso-position-vertical-relative:text;mso-width-percent:0;mso-height-percent:0;mso-width-relative:page;mso-height-relative:margin;v-text-anchor:middle" o:spid="_x0000_s1026" fillcolor="white [3212]" stroked="f" strokeweight="2pt" o:gfxdata="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" w14:anchorId="24044E3C">
                 <v:textbox>
